--- a/applications/compiled/Alex_Rajcoomar_Resume_V3_FPA.docx
+++ b/applications/compiled/Alex_Rajcoomar_Resume_V3_FPA.docx
@@ -26,7 +26,7 @@
         <w:rPr>
           <w:sz w:val="19"/>
         </w:rPr>
-        <w:t>Brampton, ON | (647) 471-3023 | a2rajcoo@uwaterloo.ca | linkedin.com/in/leesharam-rajcoomar-868144317 | alexrajcoomar.github.io</w:t>
+        <w:t>Brampton, ON | (647) 471-3023 | a2rajcoo@uwaterloo.ca | linkedin.com/in/leesharam-rajcoomar | alexrajcoomar.github.io</w:t>
       </w:r>
     </w:p>
     <w:p>
@@ -414,35 +414,7 @@
           <w:b w:val="0"/>
           <w:i w:val="0"/>
         </w:rPr>
-        <w:t xml:space="preserve"> built a Python valuation module that reconstructs Dollarama's tax base across </w:t>
-      </w:r>
-      <w:r>
-        <w:rPr>
-          <w:b/>
-          <w:i w:val="0"/>
-        </w:rPr>
-        <w:t>seven CCA classes</w:t>
-      </w:r>
-      <w:r>
-        <w:rPr>
-          <w:b w:val="0"/>
-          <w:i w:val="0"/>
-        </w:rPr>
-        <w:t xml:space="preserve">, rolls the allowance forward under statutory rates, builds a </w:t>
-      </w:r>
-      <w:r>
-        <w:rPr>
-          <w:b/>
-          <w:i w:val="0"/>
-        </w:rPr>
-        <w:t>5.56% WACC</w:t>
-      </w:r>
-      <w:r>
-        <w:rPr>
-          <w:b w:val="0"/>
-          <w:i w:val="0"/>
-        </w:rPr>
-        <w:t xml:space="preserve"> from a regressed beta and the issuer's own debt tranches, and discounts free cash flow under two capital anchors returning </w:t>
+        <w:t xml:space="preserve"> built a Python valuation module that reconstructs Dollarama's tax base across seven CCA classes, rolls the allowance forward under statutory rates, builds a 5.56% WACC from a regressed beta and the issuer's own debt tranches, and discounts free cash flow under two capital anchors returning </w:t>
       </w:r>
       <w:r>
         <w:rPr>
@@ -484,14 +456,14 @@
           <w:b/>
           <w:i w:val="0"/>
         </w:rPr>
-        <w:t>14,719 lines of Python and 5,222 lines of JavaScript</w:t>
+        <w:t>14,719 lines of Python</w:t>
       </w:r>
       <w:r>
         <w:rPr>
           <w:b w:val="0"/>
           <w:i w:val="0"/>
         </w:rPr>
-        <w:t>, standard library only, driving a CI pipeline that measures each page in a real browser, runs a register of automated checks, deliberately falsifies each check to prove it still catches failure, and blocks the deploy on any break</w:t>
+        <w:t xml:space="preserve"> and 5,222 of JavaScript, standard library only, driving a CI pipeline that measures each page in a real browser, runs a register of automated checks, deliberately falsifies each check to prove it still catches failure, and blocks the deploy on any break</w:t>
       </w:r>
     </w:p>
     <w:p>
@@ -512,21 +484,21 @@
           <w:b w:val="0"/>
           <w:i w:val="0"/>
         </w:rPr>
-        <w:t xml:space="preserve">Publish 67 pieces, 25 of them independent research, with </w:t>
+        <w:t xml:space="preserve">Publish </w:t>
       </w:r>
       <w:r>
         <w:rPr>
           <w:b/>
           <w:i w:val="0"/>
         </w:rPr>
-        <w:t>188 figures, 799 data tables and 7 interactive tools</w:t>
+        <w:t>67 pieces, 25 of them independent research</w:t>
       </w:r>
       <w:r>
         <w:rPr>
           <w:b w:val="0"/>
           <w:i w:val="0"/>
         </w:rPr>
-        <w:t>, every figure carrying its source and every derived number labelled as derived</w:t>
+        <w:t>, with 188 figures, 799 data tables and 7 interactive tools, every figure carrying its source and every derived number labelled as derived</w:t>
       </w:r>
     </w:p>
     <w:p>
@@ -690,7 +662,7 @@
         <w:tabs>
           <w:tab w:pos="10656" w:val="right"/>
         </w:tabs>
-        <w:spacing w:before="0" w:after="12" w:line="226" w:lineRule="exact"/>
+        <w:spacing w:before="56" w:after="12" w:line="226" w:lineRule="exact"/>
       </w:pPr>
       <w:r>
         <w:rPr>
@@ -736,14 +708,14 @@
           <w:b/>
           <w:i w:val="0"/>
         </w:rPr>
-        <w:t>Tableau and Excel</w:t>
+        <w:t>Tableau</w:t>
       </w:r>
       <w:r>
         <w:rPr>
           <w:b w:val="0"/>
           <w:i w:val="0"/>
         </w:rPr>
-        <w:t xml:space="preserve"> from multi-variable performance datasets analysed in R, and presented the competitive gaps the data exposed as a short set of specific operating recommendations</w:t>
+        <w:t xml:space="preserve"> and Excel from multi-variable performance datasets analysed in R, and presented the competitive gaps the data exposed as a short set of specific operating recommendations</w:t>
       </w:r>
     </w:p>
     <w:p>

--- a/applications/compiled/Alex_Rajcoomar_Resume_V3_FPA.docx
+++ b/applications/compiled/Alex_Rajcoomar_Resume_V3_FPA.docx
@@ -24,10 +24,64 @@
       </w:pPr>
       <w:r>
         <w:rPr>
+          <w:b w:val="0"/>
+          <w:i w:val="0"/>
           <w:sz w:val="19"/>
         </w:rPr>
-        <w:t>Brampton, ON | (647) 471-3023 | a2rajcoo@uwaterloo.ca | linkedin.com/in/leesharam-rajcoomar | alexrajcoomar.github.io</w:t>
+        <w:t xml:space="preserve">Brampton, ON | (647) 471-3023 | </w:t>
       </w:r>
+      <w:hyperlink r:id="rId9">
+        <w:r>
+          <w:rPr>
+            <w:b w:val="0"/>
+            <w:i w:val="0"/>
+            <w:sz w:val="19"/>
+            <w:color w:val="000000"/>
+            <w:u w:val="single" w:color="6B6B6B"/>
+          </w:rPr>
+          <w:t>a2rajcoo@uwaterloo.ca</w:t>
+        </w:r>
+      </w:hyperlink>
+      <w:r>
+        <w:rPr>
+          <w:b w:val="0"/>
+          <w:i w:val="0"/>
+          <w:sz w:val="19"/>
+        </w:rPr>
+        <w:t xml:space="preserve"> | </w:t>
+      </w:r>
+      <w:hyperlink r:id="rId10">
+        <w:r>
+          <w:rPr>
+            <w:b w:val="0"/>
+            <w:i w:val="0"/>
+            <w:sz w:val="19"/>
+            <w:color w:val="000000"/>
+            <w:u w:val="single" w:color="6B6B6B"/>
+          </w:rPr>
+          <w:t>linkedin.com/in/leesharam-rajcoomar</w:t>
+        </w:r>
+      </w:hyperlink>
+      <w:r>
+        <w:rPr>
+          <w:b w:val="0"/>
+          <w:i w:val="0"/>
+          <w:sz w:val="19"/>
+        </w:rPr>
+        <w:t xml:space="preserve"> | </w:t>
+      </w:r>
+      <w:hyperlink r:id="rId11">
+        <w:r>
+          <w:rPr>
+            <w:b w:val="0"/>
+            <w:i w:val="0"/>
+            <w:sz w:val="19"/>
+            <w:color w:val="000000"/>
+            <w:u w:val="single" w:color="6B6B6B"/>
+          </w:rPr>
+          <w:t>alexrajcoomar.github.io</w:t>
+        </w:r>
+      </w:hyperlink>
     </w:p>
     <w:p>
       <w:pPr>
@@ -361,13 +415,17 @@
         </w:tabs>
         <w:spacing w:before="0" w:after="12" w:line="226" w:lineRule="exact"/>
       </w:pPr>
-      <w:r>
-        <w:rPr>
-          <w:b/>
-          <w:i w:val="0"/>
-        </w:rPr>
-        <w:t>alexrajcoomar.github.io</w:t>
-      </w:r>
+      <w:hyperlink r:id="rId11">
+        <w:r>
+          <w:rPr>
+            <w:b/>
+            <w:i w:val="0"/>
+            <w:color w:val="000000"/>
+            <w:u w:val="single" w:color="6B6B6B"/>
+          </w:rPr>
+          <w:t>alexrajcoomar.github.io</w:t>
+        </w:r>
+      </w:hyperlink>
     </w:p>
     <w:p>
       <w:pPr>

--- a/applications/compiled/Alex_Rajcoomar_Resume_V3_FPA.docx
+++ b/applications/compiled/Alex_Rajcoomar_Resume_V3_FPA.docx
@@ -36,8 +36,8 @@
             <w:b w:val="0"/>
             <w:i w:val="0"/>
             <w:sz w:val="19"/>
-            <w:color w:val="000000"/>
-            <w:u w:val="single" w:color="6B6B6B"/>
+            <w:color w:val="1F4E79"/>
+            <w:u w:val="single" w:color="1F4E79"/>
           </w:rPr>
           <w:t>a2rajcoo@uwaterloo.ca</w:t>
         </w:r>
@@ -56,8 +56,8 @@
             <w:b w:val="0"/>
             <w:i w:val="0"/>
             <w:sz w:val="19"/>
-            <w:color w:val="000000"/>
-            <w:u w:val="single" w:color="6B6B6B"/>
+            <w:color w:val="1F4E79"/>
+            <w:u w:val="single" w:color="1F4E79"/>
           </w:rPr>
           <w:t>linkedin.com/in/leesharam-rajcoomar</w:t>
         </w:r>
@@ -76,8 +76,8 @@
             <w:b w:val="0"/>
             <w:i w:val="0"/>
             <w:sz w:val="19"/>
-            <w:color w:val="000000"/>
-            <w:u w:val="single" w:color="6B6B6B"/>
+            <w:color w:val="1F4E79"/>
+            <w:u w:val="single" w:color="1F4E79"/>
           </w:rPr>
           <w:t>alexrajcoomar.github.io</w:t>
         </w:r>
@@ -420,8 +420,8 @@
           <w:rPr>
             <w:b/>
             <w:i w:val="0"/>
-            <w:color w:val="000000"/>
-            <w:u w:val="single" w:color="6B6B6B"/>
+            <w:color w:val="1F4E79"/>
+            <w:u w:val="single" w:color="1F4E79"/>
           </w:rPr>
           <w:t>alexrajcoomar.github.io</w:t>
         </w:r>
